--- a/Doc/Prefab.docx
+++ b/Doc/Prefab.docx
@@ -5,7 +5,7 @@
     <w:p>
       <w:r>
         <w:pict w14:anchorId="1FF850B2">
-          <v:rect id="_x0000_i1067" style="width:0;height:1.5pt" o:hralign="center" o:hrstd="t" o:hr="t" fillcolor="#a0a0a0" stroked="f"/>
+          <v:rect id="_x0000_i1025" style="width:0;height:1.5pt" o:hralign="center" o:hrstd="t" o:hr="t" fillcolor="#a0a0a0" stroked="f"/>
         </w:pict>
       </w:r>
     </w:p>
@@ -88,7 +88,7 @@
     <w:p>
       <w:r>
         <w:pict w14:anchorId="143C7C2B">
-          <v:rect id="_x0000_i1068" style="width:0;height:1.5pt" o:hralign="center" o:hrstd="t" o:hr="t" fillcolor="#a0a0a0" stroked="f"/>
+          <v:rect id="_x0000_i1026" style="width:0;height:1.5pt" o:hralign="center" o:hrstd="t" o:hr="t" fillcolor="#a0a0a0" stroked="f"/>
         </w:pict>
       </w:r>
     </w:p>
@@ -249,7 +249,7 @@
     <w:p>
       <w:r>
         <w:pict w14:anchorId="6F7441FE">
-          <v:rect id="_x0000_i1069" style="width:0;height:1.5pt" o:hralign="center" o:hrstd="t" o:hr="t" fillcolor="#a0a0a0" stroked="f"/>
+          <v:rect id="_x0000_i1027" style="width:0;height:1.5pt" o:hralign="center" o:hrstd="t" o:hr="t" fillcolor="#a0a0a0" stroked="f"/>
         </w:pict>
       </w:r>
     </w:p>
@@ -322,7 +322,7 @@
     <w:p>
       <w:r>
         <w:pict w14:anchorId="5A149097">
-          <v:rect id="_x0000_i1070" style="width:0;height:1.5pt" o:hralign="center" o:hrstd="t" o:hr="t" fillcolor="#a0a0a0" stroked="f"/>
+          <v:rect id="_x0000_i1028" style="width:0;height:1.5pt" o:hralign="center" o:hrstd="t" o:hr="t" fillcolor="#a0a0a0" stroked="f"/>
         </w:pict>
       </w:r>
     </w:p>
@@ -604,7 +604,7 @@
     <w:p>
       <w:r>
         <w:pict w14:anchorId="61FBD4E2">
-          <v:rect id="_x0000_i1071" style="width:0;height:1.5pt" o:hralign="center" o:hrstd="t" o:hr="t" fillcolor="#a0a0a0" stroked="f"/>
+          <v:rect id="_x0000_i1029" style="width:0;height:1.5pt" o:hralign="center" o:hrstd="t" o:hr="t" fillcolor="#a0a0a0" stroked="f"/>
         </w:pict>
       </w:r>
     </w:p>
@@ -677,29 +677,8 @@
     </w:p>
     <w:p>
       <w:r>
-        <w:t xml:space="preserve">    </w:t>
-      </w:r>
-      <w:proofErr w:type="gramStart"/>
-      <w:r>
-        <w:t>Instantiate(</w:t>
-      </w:r>
-      <w:proofErr w:type="gramEnd"/>
-      <w:r>
-        <w:t xml:space="preserve">bulletPrefab, </w:t>
-      </w:r>
-      <w:proofErr w:type="gramStart"/>
-      <w:r>
-        <w:t>transform.position</w:t>
-      </w:r>
-      <w:proofErr w:type="gramEnd"/>
-      <w:r>
-        <w:t>, Quaternion.identity</w:t>
-      </w:r>
-      <w:proofErr w:type="gramStart"/>
-      <w:r>
-        <w:t>);</w:t>
-      </w:r>
-      <w:proofErr w:type="gramEnd"/>
+        <w:t xml:space="preserve">    Instantiate(bulletPrefab, transform.position, Quaternion.identity);</w:t>
+      </w:r>
     </w:p>
     <w:p>
       <w:r>
@@ -742,7 +721,7 @@
     <w:p>
       <w:r>
         <w:pict w14:anchorId="1522CEC0">
-          <v:rect id="_x0000_i1072" style="width:0;height:1.5pt" o:hralign="center" o:hrstd="t" o:hr="t" fillcolor="#a0a0a0" stroked="f"/>
+          <v:rect id="_x0000_i1030" style="width:0;height:1.5pt" o:hralign="center" o:hrstd="t" o:hr="t" fillcolor="#a0a0a0" stroked="f"/>
         </w:pict>
       </w:r>
     </w:p>
@@ -956,11 +935,103 @@
     <w:p>
       <w:r>
         <w:pict w14:anchorId="73625DC2">
-          <v:rect id="_x0000_i1073" style="width:0;height:1.5pt" o:hralign="center" o:hrstd="t" o:hr="t" fillcolor="#a0a0a0" stroked="f"/>
+          <v:rect id="_x0000_i1031" style="width:0;height:1.5pt" o:hralign="center" o:hrstd="t" o:hr="t" fillcolor="#a0a0a0" stroked="f"/>
         </w:pict>
       </w:r>
     </w:p>
-    <w:p/>
+    <w:p>
+      <w:pPr>
+        <w:rPr>
+          <w:b/>
+          <w:bCs/>
+        </w:rPr>
+      </w:pPr>
+      <w:r>
+        <w:rPr>
+          <w:rFonts w:ascii="Segoe UI Symbol" w:hAnsi="Segoe UI Symbol" w:cs="Segoe UI Symbol"/>
+          <w:b/>
+          <w:bCs/>
+        </w:rPr>
+        <w:t>⚙</w:t>
+      </w:r>
+      <w:r>
+        <w:rPr>
+          <w:b/>
+          <w:bCs/>
+        </w:rPr>
+        <w:t xml:space="preserve"> Khi bạn sửa instance trong scene:</w:t>
+      </w:r>
+    </w:p>
+    <w:p>
+      <w:pPr>
+        <w:numPr>
+          <w:ilvl w:val="0"/>
+          <w:numId w:val="5"/>
+        </w:numPr>
+      </w:pPr>
+      <w:r>
+        <w:t>Chỉ instance đó bị ảnh hưởng.</w:t>
+      </w:r>
+    </w:p>
+    <w:p>
+      <w:pPr>
+        <w:numPr>
+          <w:ilvl w:val="0"/>
+          <w:numId w:val="5"/>
+        </w:numPr>
+      </w:pPr>
+      <w:r>
+        <w:rPr>
+          <w:b/>
+          <w:bCs/>
+        </w:rPr>
+        <w:t>Không ảnh hưởng đến Prefab gốc</w:t>
+      </w:r>
+      <w:r>
+        <w:t>.</w:t>
+      </w:r>
+    </w:p>
+    <w:p>
+      <w:pPr>
+        <w:rPr>
+          <w:b/>
+          <w:bCs/>
+        </w:rPr>
+      </w:pPr>
+      <w:r>
+        <w:rPr>
+          <w:rFonts w:ascii="Segoe UI Symbol" w:hAnsi="Segoe UI Symbol" w:cs="Segoe UI Symbol"/>
+          <w:b/>
+          <w:bCs/>
+        </w:rPr>
+        <w:t>⚙</w:t>
+      </w:r>
+      <w:r>
+        <w:rPr>
+          <w:b/>
+          <w:bCs/>
+        </w:rPr>
+        <w:t xml:space="preserve"> Khi bạn sửa Prefab gốc (trong Project panel):</w:t>
+      </w:r>
+    </w:p>
+    <w:p>
+      <w:pPr>
+        <w:numPr>
+          <w:ilvl w:val="0"/>
+          <w:numId w:val="6"/>
+        </w:numPr>
+      </w:pPr>
+      <w:r>
+        <w:rPr>
+          <w:b/>
+          <w:bCs/>
+        </w:rPr>
+        <w:t>Tất cả instance</w:t>
+      </w:r>
+      <w:r>
+        <w:t xml:space="preserve"> đang dùng Prefab đó sẽ nhận thay đổi (nếu bạn không override chúng).</w:t>
+      </w:r>
+    </w:p>
     <w:sectPr>
       <w:pgSz w:w="12240" w:h="15840"/>
       <w:pgMar w:top="1440" w:right="1440" w:bottom="1440" w:left="1440" w:header="720" w:footer="720" w:gutter="0"/>
@@ -1385,6 +1456,155 @@
     </w:lvl>
   </w:abstractNum>
   <w:abstractNum w:abstractNumId="3" w15:restartNumberingAfterBreak="0">
+    <w:nsid w:val="1F151D62"/>
+    <w:multiLevelType w:val="multilevel"/>
+    <w:tmpl w:val="E7B0E02E"/>
+    <w:lvl w:ilvl="0">
+      <w:start w:val="1"/>
+      <w:numFmt w:val="bullet"/>
+      <w:lvlText w:val=""/>
+      <w:lvlJc w:val="left"/>
+      <w:pPr>
+        <w:tabs>
+          <w:tab w:val="num" w:pos="720"/>
+        </w:tabs>
+        <w:ind w:left="720" w:hanging="360"/>
+      </w:pPr>
+      <w:rPr>
+        <w:rFonts w:ascii="Symbol" w:hAnsi="Symbol" w:hint="default"/>
+        <w:sz w:val="20"/>
+      </w:rPr>
+    </w:lvl>
+    <w:lvl w:ilvl="1" w:tentative="1">
+      <w:start w:val="1"/>
+      <w:numFmt w:val="bullet"/>
+      <w:lvlText w:val="o"/>
+      <w:lvlJc w:val="left"/>
+      <w:pPr>
+        <w:tabs>
+          <w:tab w:val="num" w:pos="1440"/>
+        </w:tabs>
+        <w:ind w:left="1440" w:hanging="360"/>
+      </w:pPr>
+      <w:rPr>
+        <w:rFonts w:ascii="Courier New" w:hAnsi="Courier New" w:hint="default"/>
+        <w:sz w:val="20"/>
+      </w:rPr>
+    </w:lvl>
+    <w:lvl w:ilvl="2" w:tentative="1">
+      <w:start w:val="1"/>
+      <w:numFmt w:val="bullet"/>
+      <w:lvlText w:val=""/>
+      <w:lvlJc w:val="left"/>
+      <w:pPr>
+        <w:tabs>
+          <w:tab w:val="num" w:pos="2160"/>
+        </w:tabs>
+        <w:ind w:left="2160" w:hanging="360"/>
+      </w:pPr>
+      <w:rPr>
+        <w:rFonts w:ascii="Wingdings" w:hAnsi="Wingdings" w:hint="default"/>
+        <w:sz w:val="20"/>
+      </w:rPr>
+    </w:lvl>
+    <w:lvl w:ilvl="3" w:tentative="1">
+      <w:start w:val="1"/>
+      <w:numFmt w:val="bullet"/>
+      <w:lvlText w:val=""/>
+      <w:lvlJc w:val="left"/>
+      <w:pPr>
+        <w:tabs>
+          <w:tab w:val="num" w:pos="2880"/>
+        </w:tabs>
+        <w:ind w:left="2880" w:hanging="360"/>
+      </w:pPr>
+      <w:rPr>
+        <w:rFonts w:ascii="Wingdings" w:hAnsi="Wingdings" w:hint="default"/>
+        <w:sz w:val="20"/>
+      </w:rPr>
+    </w:lvl>
+    <w:lvl w:ilvl="4" w:tentative="1">
+      <w:start w:val="1"/>
+      <w:numFmt w:val="bullet"/>
+      <w:lvlText w:val=""/>
+      <w:lvlJc w:val="left"/>
+      <w:pPr>
+        <w:tabs>
+          <w:tab w:val="num" w:pos="3600"/>
+        </w:tabs>
+        <w:ind w:left="3600" w:hanging="360"/>
+      </w:pPr>
+      <w:rPr>
+        <w:rFonts w:ascii="Wingdings" w:hAnsi="Wingdings" w:hint="default"/>
+        <w:sz w:val="20"/>
+      </w:rPr>
+    </w:lvl>
+    <w:lvl w:ilvl="5" w:tentative="1">
+      <w:start w:val="1"/>
+      <w:numFmt w:val="bullet"/>
+      <w:lvlText w:val=""/>
+      <w:lvlJc w:val="left"/>
+      <w:pPr>
+        <w:tabs>
+          <w:tab w:val="num" w:pos="4320"/>
+        </w:tabs>
+        <w:ind w:left="4320" w:hanging="360"/>
+      </w:pPr>
+      <w:rPr>
+        <w:rFonts w:ascii="Wingdings" w:hAnsi="Wingdings" w:hint="default"/>
+        <w:sz w:val="20"/>
+      </w:rPr>
+    </w:lvl>
+    <w:lvl w:ilvl="6" w:tentative="1">
+      <w:start w:val="1"/>
+      <w:numFmt w:val="bullet"/>
+      <w:lvlText w:val=""/>
+      <w:lvlJc w:val="left"/>
+      <w:pPr>
+        <w:tabs>
+          <w:tab w:val="num" w:pos="5040"/>
+        </w:tabs>
+        <w:ind w:left="5040" w:hanging="360"/>
+      </w:pPr>
+      <w:rPr>
+        <w:rFonts w:ascii="Wingdings" w:hAnsi="Wingdings" w:hint="default"/>
+        <w:sz w:val="20"/>
+      </w:rPr>
+    </w:lvl>
+    <w:lvl w:ilvl="7" w:tentative="1">
+      <w:start w:val="1"/>
+      <w:numFmt w:val="bullet"/>
+      <w:lvlText w:val=""/>
+      <w:lvlJc w:val="left"/>
+      <w:pPr>
+        <w:tabs>
+          <w:tab w:val="num" w:pos="5760"/>
+        </w:tabs>
+        <w:ind w:left="5760" w:hanging="360"/>
+      </w:pPr>
+      <w:rPr>
+        <w:rFonts w:ascii="Wingdings" w:hAnsi="Wingdings" w:hint="default"/>
+        <w:sz w:val="20"/>
+      </w:rPr>
+    </w:lvl>
+    <w:lvl w:ilvl="8" w:tentative="1">
+      <w:start w:val="1"/>
+      <w:numFmt w:val="bullet"/>
+      <w:lvlText w:val=""/>
+      <w:lvlJc w:val="left"/>
+      <w:pPr>
+        <w:tabs>
+          <w:tab w:val="num" w:pos="6480"/>
+        </w:tabs>
+        <w:ind w:left="6480" w:hanging="360"/>
+      </w:pPr>
+      <w:rPr>
+        <w:rFonts w:ascii="Wingdings" w:hAnsi="Wingdings" w:hint="default"/>
+        <w:sz w:val="20"/>
+      </w:rPr>
+    </w:lvl>
+  </w:abstractNum>
+  <w:abstractNum w:abstractNumId="4" w15:restartNumberingAfterBreak="0">
     <w:nsid w:val="316E0A99"/>
     <w:multiLevelType w:val="multilevel"/>
     <w:tmpl w:val="968C1968"/>
@@ -1533,8 +1753,157 @@
       </w:rPr>
     </w:lvl>
   </w:abstractNum>
+  <w:abstractNum w:abstractNumId="5" w15:restartNumberingAfterBreak="0">
+    <w:nsid w:val="7DB858C1"/>
+    <w:multiLevelType w:val="multilevel"/>
+    <w:tmpl w:val="3910A810"/>
+    <w:lvl w:ilvl="0">
+      <w:start w:val="1"/>
+      <w:numFmt w:val="bullet"/>
+      <w:lvlText w:val=""/>
+      <w:lvlJc w:val="left"/>
+      <w:pPr>
+        <w:tabs>
+          <w:tab w:val="num" w:pos="720"/>
+        </w:tabs>
+        <w:ind w:left="720" w:hanging="360"/>
+      </w:pPr>
+      <w:rPr>
+        <w:rFonts w:ascii="Symbol" w:hAnsi="Symbol" w:hint="default"/>
+        <w:sz w:val="20"/>
+      </w:rPr>
+    </w:lvl>
+    <w:lvl w:ilvl="1" w:tentative="1">
+      <w:start w:val="1"/>
+      <w:numFmt w:val="bullet"/>
+      <w:lvlText w:val="o"/>
+      <w:lvlJc w:val="left"/>
+      <w:pPr>
+        <w:tabs>
+          <w:tab w:val="num" w:pos="1440"/>
+        </w:tabs>
+        <w:ind w:left="1440" w:hanging="360"/>
+      </w:pPr>
+      <w:rPr>
+        <w:rFonts w:ascii="Courier New" w:hAnsi="Courier New" w:hint="default"/>
+        <w:sz w:val="20"/>
+      </w:rPr>
+    </w:lvl>
+    <w:lvl w:ilvl="2" w:tentative="1">
+      <w:start w:val="1"/>
+      <w:numFmt w:val="bullet"/>
+      <w:lvlText w:val=""/>
+      <w:lvlJc w:val="left"/>
+      <w:pPr>
+        <w:tabs>
+          <w:tab w:val="num" w:pos="2160"/>
+        </w:tabs>
+        <w:ind w:left="2160" w:hanging="360"/>
+      </w:pPr>
+      <w:rPr>
+        <w:rFonts w:ascii="Wingdings" w:hAnsi="Wingdings" w:hint="default"/>
+        <w:sz w:val="20"/>
+      </w:rPr>
+    </w:lvl>
+    <w:lvl w:ilvl="3" w:tentative="1">
+      <w:start w:val="1"/>
+      <w:numFmt w:val="bullet"/>
+      <w:lvlText w:val=""/>
+      <w:lvlJc w:val="left"/>
+      <w:pPr>
+        <w:tabs>
+          <w:tab w:val="num" w:pos="2880"/>
+        </w:tabs>
+        <w:ind w:left="2880" w:hanging="360"/>
+      </w:pPr>
+      <w:rPr>
+        <w:rFonts w:ascii="Wingdings" w:hAnsi="Wingdings" w:hint="default"/>
+        <w:sz w:val="20"/>
+      </w:rPr>
+    </w:lvl>
+    <w:lvl w:ilvl="4" w:tentative="1">
+      <w:start w:val="1"/>
+      <w:numFmt w:val="bullet"/>
+      <w:lvlText w:val=""/>
+      <w:lvlJc w:val="left"/>
+      <w:pPr>
+        <w:tabs>
+          <w:tab w:val="num" w:pos="3600"/>
+        </w:tabs>
+        <w:ind w:left="3600" w:hanging="360"/>
+      </w:pPr>
+      <w:rPr>
+        <w:rFonts w:ascii="Wingdings" w:hAnsi="Wingdings" w:hint="default"/>
+        <w:sz w:val="20"/>
+      </w:rPr>
+    </w:lvl>
+    <w:lvl w:ilvl="5" w:tentative="1">
+      <w:start w:val="1"/>
+      <w:numFmt w:val="bullet"/>
+      <w:lvlText w:val=""/>
+      <w:lvlJc w:val="left"/>
+      <w:pPr>
+        <w:tabs>
+          <w:tab w:val="num" w:pos="4320"/>
+        </w:tabs>
+        <w:ind w:left="4320" w:hanging="360"/>
+      </w:pPr>
+      <w:rPr>
+        <w:rFonts w:ascii="Wingdings" w:hAnsi="Wingdings" w:hint="default"/>
+        <w:sz w:val="20"/>
+      </w:rPr>
+    </w:lvl>
+    <w:lvl w:ilvl="6" w:tentative="1">
+      <w:start w:val="1"/>
+      <w:numFmt w:val="bullet"/>
+      <w:lvlText w:val=""/>
+      <w:lvlJc w:val="left"/>
+      <w:pPr>
+        <w:tabs>
+          <w:tab w:val="num" w:pos="5040"/>
+        </w:tabs>
+        <w:ind w:left="5040" w:hanging="360"/>
+      </w:pPr>
+      <w:rPr>
+        <w:rFonts w:ascii="Wingdings" w:hAnsi="Wingdings" w:hint="default"/>
+        <w:sz w:val="20"/>
+      </w:rPr>
+    </w:lvl>
+    <w:lvl w:ilvl="7" w:tentative="1">
+      <w:start w:val="1"/>
+      <w:numFmt w:val="bullet"/>
+      <w:lvlText w:val=""/>
+      <w:lvlJc w:val="left"/>
+      <w:pPr>
+        <w:tabs>
+          <w:tab w:val="num" w:pos="5760"/>
+        </w:tabs>
+        <w:ind w:left="5760" w:hanging="360"/>
+      </w:pPr>
+      <w:rPr>
+        <w:rFonts w:ascii="Wingdings" w:hAnsi="Wingdings" w:hint="default"/>
+        <w:sz w:val="20"/>
+      </w:rPr>
+    </w:lvl>
+    <w:lvl w:ilvl="8" w:tentative="1">
+      <w:start w:val="1"/>
+      <w:numFmt w:val="bullet"/>
+      <w:lvlText w:val=""/>
+      <w:lvlJc w:val="left"/>
+      <w:pPr>
+        <w:tabs>
+          <w:tab w:val="num" w:pos="6480"/>
+        </w:tabs>
+        <w:ind w:left="6480" w:hanging="360"/>
+      </w:pPr>
+      <w:rPr>
+        <w:rFonts w:ascii="Wingdings" w:hAnsi="Wingdings" w:hint="default"/>
+        <w:sz w:val="20"/>
+      </w:rPr>
+    </w:lvl>
+  </w:abstractNum>
   <w:num w:numId="1" w16cid:durableId="93864113">
-    <w:abstractNumId w:val="3"/>
+    <w:abstractNumId w:val="4"/>
   </w:num>
   <w:num w:numId="2" w16cid:durableId="2051684499">
     <w:abstractNumId w:val="2"/>
@@ -1544,6 +1913,12 @@
   </w:num>
   <w:num w:numId="4" w16cid:durableId="290988760">
     <w:abstractNumId w:val="0"/>
+  </w:num>
+  <w:num w:numId="5" w16cid:durableId="269750103">
+    <w:abstractNumId w:val="5"/>
+  </w:num>
+  <w:num w:numId="6" w16cid:durableId="38014502">
+    <w:abstractNumId w:val="3"/>
   </w:num>
 </w:numbering>
 </file>
